--- a/src/resources/documents/resume.docx
+++ b/src/resources/documents/resume.docx
@@ -39,7 +39,7 @@
           <w:szCs w:val="21"/>
           <w:lang w:val="en-GB"/>
         </w:rPr>
-        <w:t xml:space="preserve">46 </w:t>
+        <w:t>389 72 237 434</w:t>
       </w:r>
       <w:r>
         <w:rPr>
@@ -48,7 +48,7 @@
           <w:szCs w:val="21"/>
           <w:lang w:val="en-GB"/>
         </w:rPr>
-        <w:t>700 58</w:t>
+        <w:t xml:space="preserve"> </w:t>
       </w:r>
       <w:r>
         <w:rPr>
@@ -57,27 +57,9 @@
           <w:szCs w:val="21"/>
           <w:lang w:val="en-GB"/>
         </w:rPr>
-        <w:t xml:space="preserve"> 58 39</w:t>
-      </w:r>
-      <w:r>
-        <w:rPr>
-          <w:rFonts w:ascii="Arial" w:hAnsi="Arial" w:cs="Arial"/>
-          <w:sz w:val="21"/>
-          <w:szCs w:val="21"/>
-          <w:lang w:val="en-GB"/>
-        </w:rPr>
-        <w:t xml:space="preserve"> </w:t>
-      </w:r>
-      <w:r>
-        <w:rPr>
-          <w:rFonts w:ascii="Arial" w:hAnsi="Arial" w:cs="Arial"/>
-          <w:sz w:val="21"/>
-          <w:szCs w:val="21"/>
-          <w:lang w:val="en-GB"/>
-        </w:rPr>
         <w:t xml:space="preserve">| </w:t>
       </w:r>
-      <w:hyperlink r:id="Rc0a5f6635957461c">
+      <w:hyperlink r:id="R8028960fde6542e0">
         <w:r>
           <w:rPr>
             <w:rStyle w:val="Hyperlink"/>
@@ -98,7 +80,7 @@
         </w:rPr>
         <w:t xml:space="preserve"> | </w:t>
       </w:r>
-      <w:hyperlink r:id="Rb0779bad448649ae">
+      <w:hyperlink r:id="R771a41980cb5470b">
         <w:r>
           <w:rPr>
             <w:rStyle w:val="Hyperlink"/>
@@ -128,7 +110,7 @@
         </w:rPr>
         <w:t xml:space="preserve"> </w:t>
       </w:r>
-      <w:hyperlink r:id="R50bc69272c1c43df">
+      <w:hyperlink r:id="R95000b2caf1d4f7c">
         <w:r>
           <w:rPr>
             <w:rStyle w:val="Hyperlink"/>
@@ -434,7 +416,7 @@
         </w:rPr>
         <w:t xml:space="preserve">a </w:t>
       </w:r>
-      <w:hyperlink r:id="R9615e35e64114634">
+      <w:hyperlink r:id="R29298226ab774dac">
         <w:r>
           <w:rPr>
             <w:rStyle w:val="Hyperlink"/>
@@ -544,7 +526,7 @@
         </w:rPr>
         <w:t xml:space="preserve">a </w:t>
       </w:r>
-      <w:hyperlink r:id="R2a40fab313fc4ad9">
+      <w:hyperlink r:id="R6791137dbc34423d">
         <w:r>
           <w:rPr>
             <w:rStyle w:val="Hyperlink"/>
@@ -1045,7 +1027,7 @@
           <w:lang w:val="en-GB"/>
         </w:rPr>
       </w:pPr>
-      <w:hyperlink r:id="R09bf849b65064367">
+      <w:hyperlink r:id="Rb4720388e6e64258">
         <w:r>
           <w:rPr>
             <w:rStyle w:val="Hyperlink"/>
@@ -1307,7 +1289,7 @@
         </w:rPr>
         <w:t xml:space="preserve">Bug-Tracker (Full-Stack) | Personal Project | </w:t>
       </w:r>
-      <w:hyperlink r:id="Rc7ad9868023d4a6d">
+      <w:hyperlink r:id="R397966b9016c4177">
         <w:r>
           <w:rPr>
             <w:rStyle w:val="Hyperlink"/>
@@ -1335,7 +1317,7 @@
         </w:rPr>
         <w:t xml:space="preserve"> | </w:t>
       </w:r>
-      <w:hyperlink r:id="Rde69181654b54ca7">
+      <w:hyperlink r:id="R18c38f3502b145a5">
         <w:r>
           <w:rPr>
             <w:rStyle w:val="Hyperlink"/>
@@ -1562,7 +1544,7 @@
           <w:lang w:val="en-GB"/>
         </w:rPr>
       </w:pPr>
-      <w:hyperlink r:id="R073a63b83e654121">
+      <w:hyperlink r:id="R0cf12e1383184357">
         <w:r>
           <w:rPr>
             <w:rStyle w:val="Hyperlink"/>
@@ -1875,7 +1857,27 @@
           <w:szCs w:val="21"/>
           <w:lang w:val="en-GB"/>
         </w:rPr>
-        <w:t>Android (Jetpack Compose, MVVM), React, TypeScript</w:t>
+        <w:t>Andro</w:t>
+      </w:r>
+      <w:r>
+        <w:rPr>
+          <w:rFonts w:ascii="Arial" w:hAnsi="Arial" w:eastAsia="Arial" w:cs="Arial"/>
+          <w:noProof w:val="0"/>
+          <w:sz w:val="21"/>
+          <w:szCs w:val="21"/>
+          <w:lang w:val="en-GB"/>
+        </w:rPr>
+        <w:t>0</w:t>
+      </w:r>
+      <w:r>
+        <w:rPr>
+          <w:rFonts w:ascii="Arial" w:hAnsi="Arial" w:eastAsia="Arial" w:cs="Arial"/>
+          <w:noProof w:val="0"/>
+          <w:sz w:val="21"/>
+          <w:szCs w:val="21"/>
+          <w:lang w:val="en-GB"/>
+        </w:rPr>
+        <w:t>id (Jetpack Compose, MVVM), React, TypeScript</w:t>
       </w:r>
     </w:p>
     <w:p>
@@ -2016,7 +2018,7 @@
           <w:lang w:val="en-GB"/>
         </w:rPr>
       </w:pPr>
-      <w:hyperlink r:id="R6943dd880c774396">
+      <w:hyperlink r:id="R25c897e679fa499f">
         <w:r>
           <w:rPr>
             <w:rStyle w:val="Hyperlink"/>
@@ -2122,7 +2124,7 @@
           <w:lang w:val="en-GB"/>
         </w:rPr>
       </w:pPr>
-      <w:hyperlink r:id="R3755290050794706">
+      <w:hyperlink r:id="Rf3109f80ad27471f">
         <w:r>
           <w:rPr>
             <w:rStyle w:val="Hyperlink"/>

--- a/src/resources/documents/resume.docx
+++ b/src/resources/documents/resume.docx
@@ -59,7 +59,7 @@
         </w:rPr>
         <w:t xml:space="preserve">| </w:t>
       </w:r>
-      <w:hyperlink r:id="R8028960fde6542e0">
+      <w:hyperlink r:id="R2a4ca810b6644bea">
         <w:r>
           <w:rPr>
             <w:rStyle w:val="Hyperlink"/>
@@ -80,7 +80,7 @@
         </w:rPr>
         <w:t xml:space="preserve"> | </w:t>
       </w:r>
-      <w:hyperlink r:id="R771a41980cb5470b">
+      <w:hyperlink r:id="R102421dbf13a4310">
         <w:r>
           <w:rPr>
             <w:rStyle w:val="Hyperlink"/>
@@ -110,7 +110,7 @@
         </w:rPr>
         <w:t xml:space="preserve"> </w:t>
       </w:r>
-      <w:hyperlink r:id="R95000b2caf1d4f7c">
+      <w:hyperlink r:id="Ree91cf95147c4bc2">
         <w:r>
           <w:rPr>
             <w:rStyle w:val="Hyperlink"/>
@@ -1130,6 +1130,16 @@
         </w:rPr>
         <w:t>customizable swipe gesture actions</w:t>
       </w:r>
+      <w:r>
+        <w:rPr>
+          <w:rFonts w:ascii="Arial" w:hAnsi="Arial" w:eastAsia="Arial" w:cs="Arial"/>
+          <w:noProof w:val="0"/>
+          <w:sz w:val="21"/>
+          <w:szCs w:val="21"/>
+          <w:lang w:val="en-GB"/>
+        </w:rPr>
+        <w:t>.</w:t>
+      </w:r>
     </w:p>
     <w:p>
       <w:pPr>
@@ -1174,6 +1184,16 @@
         </w:rPr>
         <w:t>navigation and UX improvements</w:t>
       </w:r>
+      <w:r>
+        <w:rPr>
+          <w:rFonts w:ascii="Arial" w:hAnsi="Arial" w:eastAsia="Arial" w:cs="Arial"/>
+          <w:noProof w:val="0"/>
+          <w:sz w:val="21"/>
+          <w:szCs w:val="21"/>
+          <w:lang w:val="en-GB"/>
+        </w:rPr>
+        <w:t>.</w:t>
+      </w:r>
     </w:p>
     <w:p>
       <w:pPr>
@@ -1239,6 +1259,16 @@
           <w:lang w:val="en-GB"/>
         </w:rPr>
         <w:t xml:space="preserve"> standards</w:t>
+      </w:r>
+      <w:r>
+        <w:rPr>
+          <w:rFonts w:ascii="Arial" w:hAnsi="Arial" w:eastAsia="Arial" w:cs="Arial"/>
+          <w:noProof w:val="0"/>
+          <w:sz w:val="21"/>
+          <w:szCs w:val="21"/>
+          <w:lang w:val="en-GB"/>
+        </w:rPr>
+        <w:t>.</w:t>
       </w:r>
     </w:p>
     <w:p>
@@ -1406,6 +1436,16 @@
         </w:rPr>
         <w:t>a monolithic backend using Spring Boot</w:t>
       </w:r>
+      <w:r>
+        <w:rPr>
+          <w:rFonts w:ascii="Arial" w:hAnsi="Arial" w:eastAsia="Arial" w:cs="Arial"/>
+          <w:noProof w:val="0"/>
+          <w:sz w:val="21"/>
+          <w:szCs w:val="21"/>
+          <w:lang w:val="en-GB"/>
+        </w:rPr>
+        <w:t>.</w:t>
+      </w:r>
     </w:p>
     <w:p>
       <w:pPr>
@@ -1466,6 +1506,18 @@
         </w:rPr>
         <w:t>OAuth2, JWT, and RBAC</w:t>
       </w:r>
+      <w:r>
+        <w:rPr>
+          <w:rFonts w:ascii="Arial" w:hAnsi="Arial" w:eastAsia="Arial" w:cs="Arial"/>
+          <w:b w:val="0"/>
+          <w:bCs w:val="0"/>
+          <w:noProof w:val="0"/>
+          <w:sz w:val="21"/>
+          <w:szCs w:val="21"/>
+          <w:lang w:val="en-GB"/>
+        </w:rPr>
+        <w:t>.</w:t>
+      </w:r>
     </w:p>
     <w:p>
       <w:pPr>
@@ -1509,6 +1561,16 @@
           <w:lang w:val="en-GB"/>
         </w:rPr>
         <w:t>the application using Docker Compose</w:t>
+      </w:r>
+      <w:r>
+        <w:rPr>
+          <w:rFonts w:ascii="Arial" w:hAnsi="Arial" w:eastAsia="Arial" w:cs="Arial"/>
+          <w:noProof w:val="0"/>
+          <w:sz w:val="21"/>
+          <w:szCs w:val="21"/>
+          <w:lang w:val="en-GB"/>
+        </w:rPr>
+        <w:t>.</w:t>
       </w:r>
     </w:p>
     <w:p>
@@ -1609,6 +1671,16 @@
         </w:rPr>
         <w:t>Built with React and TypeScript</w:t>
       </w:r>
+      <w:r>
+        <w:rPr>
+          <w:rFonts w:ascii="Arial" w:hAnsi="Arial" w:eastAsia="Arial" w:cs="Arial"/>
+          <w:noProof w:val="0"/>
+          <w:sz w:val="21"/>
+          <w:szCs w:val="21"/>
+          <w:lang w:val="en-GB"/>
+        </w:rPr>
+        <w:t>.</w:t>
+      </w:r>
     </w:p>
     <w:p>
       <w:pPr>
@@ -1640,6 +1712,16 @@
           <w:lang w:val="en-GB"/>
         </w:rPr>
         <w:t>Includes project demos and videos</w:t>
+      </w:r>
+      <w:r>
+        <w:rPr>
+          <w:rFonts w:ascii="Arial" w:hAnsi="Arial" w:eastAsia="Arial" w:cs="Arial"/>
+          <w:noProof w:val="0"/>
+          <w:sz w:val="21"/>
+          <w:szCs w:val="21"/>
+          <w:lang w:val="en-GB"/>
+        </w:rPr>
+        <w:t>.</w:t>
       </w:r>
     </w:p>
     <w:p>
